--- a/최종교재/07장_Git_for_Windows_설치.docx
+++ b/최종교재/07장_Git_for_Windows_설치.docx
@@ -1666,10 +1666,9 @@
         <w:rPr>
           <w:b w:val="0"/>
           <w:i w:val="0"/>
-          <w:strike w:val="0"/>
           <w:color w:val="000000"/>
         </w:rPr>
-        <w:t>세 단어를 안전벨트 서사로 다시 엮으면 이렇습니다. 저장소라는 기록 공간에 커밋이라는 세이브 포인트를 쌓아 가며, 위험한 실험은 브랜치라는 샛길에서 한다. AI가 코드를 어떻게 뒤엎어 놓아도, 세이브 포인트가 있는 한 우리는 언제든 안전한 과거로 돌아갈 수 있습니다.</w:t>
+        <w:t>세 단어는 이렇게 이어집니다. 저장소에 커밋을 쌓아 가고, 결과를 모르는 시도는 브랜치에서 합니다. AI가 코드를 어떻게 고쳐 놓아도 커밋만 있으면 이전 시점으로 돌아갈 수 있습니다.</w:t>
       </w:r>
     </w:p>
     <w:p>
@@ -1678,31 +1677,12 @@
       </w:pPr>
       <w:r>
         <w:rPr>
-          <w:rFonts w:ascii="Segoe UI Emoji" w:hAnsi="Segoe UI Emoji" w:eastAsia="맑은 고딕"/>
+          <w:rFonts w:ascii="Segoe UI Emoji" w:hAnsi="Segoe UI Emoji"/>
           <w:b/>
           <w:i w:val="0"/>
-          <w:strike w:val="0"/>
           <w:color w:val="000000"/>
         </w:rPr>
-        <w:t>🗣 이렇게 시키세요 (</w:t>
-      </w:r>
-      <w:r>
-        <w:rPr>
-          <w:b/>
-          <w:i w:val="0"/>
-          <w:strike w:val="0"/>
-          <w:color w:val="000000"/>
-        </w:rPr>
-        <w:t>8장</w:t>
-      </w:r>
-      <w:r>
-        <w:rPr>
-          <w:b/>
-          <w:i w:val="0"/>
-          <w:strike w:val="0"/>
-          <w:color w:val="000000"/>
-        </w:rPr>
-        <w:t xml:space="preserve"> 예고편)</w:t>
+        <w:t>🗣 이렇게 시키세요 (12장 예고편)</w:t>
       </w:r>
     </w:p>
     <w:p>
@@ -1710,10 +1690,9 @@
         <w:rPr>
           <w:b w:val="0"/>
           <w:i w:val="0"/>
-          <w:strike w:val="0"/>
           <w:color w:val="000000"/>
         </w:rPr>
-        <w:t>Claude Code를 설치하고 나면, 되돌리기도 이렇게 말로 시키게 됩니다. 명령어를 외울 필요가 없다는 게 어떤 느낌인지 아래 두 줄로 미리 맛보세요.</w:t>
+        <w:t>Claude Code를 설치하고 나면 되돌리기도 아래처럼 말로 시킬 수 있습니다. 명령어를 외우지 않아도 되는 이유를 두 줄로 확인해 보세요.</w:t>
       </w:r>
     </w:p>
     <w:p>
@@ -2428,63 +2407,8 @@
         <w:ind w:left="259"/>
       </w:pPr>
       <w:r>
-        <w:t xml:space="preserve">• </w:t>
-      </w:r>
-      <w:r>
-        <w:rPr>
-          <w:rFonts w:ascii="Consolas" w:hAnsi="Consolas"/>
-          <w:b w:val="0"/>
-          <w:i w:val="0"/>
-          <w:strike w:val="0"/>
-          <w:color w:val="000000"/>
-          <w:sz w:val="17"/>
-        </w:rPr>
-        <w:t>.gitignore</w:t>
-      </w:r>
-      <w:r>
-        <w:rPr>
-          <w:b w:val="0"/>
-          <w:i w:val="0"/>
-          <w:strike w:val="0"/>
-          <w:color w:val="000000"/>
-        </w:rPr>
-        <w:t xml:space="preserve"> — 기록에서 제외할 파일을 지정하는 목록 파일. 비밀 키를 지킬 때 씁니다(</w:t>
-      </w:r>
-      <w:r>
-        <w:rPr>
-          <w:b w:val="0"/>
-          <w:i w:val="0"/>
-          <w:strike w:val="0"/>
-          <w:color w:val="000000"/>
-        </w:rPr>
-        <w:t>12장</w:t>
-      </w:r>
-      <w:r>
-        <w:rPr>
-          <w:b w:val="0"/>
-          <w:i w:val="0"/>
-          <w:strike w:val="0"/>
-          <w:color w:val="000000"/>
-        </w:rPr>
-        <w:t>·</w:t>
-      </w:r>
-      <w:r>
-        <w:rPr>
-          <w:b w:val="0"/>
-          <w:i w:val="0"/>
-          <w:strike w:val="0"/>
-          <w:color w:val="000000"/>
-        </w:rPr>
-        <w:t>28장</w:t>
-      </w:r>
-      <w:r>
-        <w:rPr>
-          <w:b w:val="0"/>
-          <w:i w:val="0"/>
-          <w:strike w:val="0"/>
-          <w:color w:val="000000"/>
-        </w:rPr>
-        <w:t>에서 실전 등장)</w:t>
+        <w:rPr/>
+        <w:t>• .gitignore — 기록에서 제외할 파일을 지정하는 목록 파일. 비밀 키를 지킬 때 씁니다(16장·28장에서 실전 등장)</w:t>
       </w:r>
     </w:p>
     <w:p>
@@ -2599,57 +2523,9 @@
         <w:rPr>
           <w:b/>
           <w:i w:val="0"/>
-          <w:strike w:val="0"/>
           <w:color w:val="000000"/>
         </w:rPr>
-        <w:t>다음 장 예고</w:t>
-      </w:r>
-      <w:r>
-        <w:rPr>
-          <w:b w:val="0"/>
-          <w:i w:val="0"/>
-          <w:strike w:val="0"/>
-          <w:color w:val="000000"/>
-        </w:rPr>
-        <w:t xml:space="preserve"> — 안전벨트를 맸으니 드디어 주인공을 태울 차례입니다. </w:t>
-      </w:r>
-      <w:r>
-        <w:rPr>
-          <w:b w:val="0"/>
-          <w:i w:val="0"/>
-          <w:strike w:val="0"/>
-          <w:color w:val="000000"/>
-        </w:rPr>
-        <w:t>8장</w:t>
-      </w:r>
-      <w:r>
-        <w:rPr>
-          <w:b w:val="0"/>
-          <w:i w:val="0"/>
-          <w:strike w:val="0"/>
-          <w:color w:val="000000"/>
-        </w:rPr>
-        <w:t xml:space="preserve">에서는 이 책의 핵심 도구인 Claude Code를 설치합니다. 가입과 요금제 선택부터 </w:t>
-      </w:r>
-      <w:r>
-        <w:rPr>
-          <w:rFonts w:ascii="Consolas" w:hAnsi="Consolas"/>
-          <w:b w:val="0"/>
-          <w:i w:val="0"/>
-          <w:strike w:val="0"/>
-          <w:color w:val="000000"/>
-          <w:sz w:val="17"/>
-        </w:rPr>
-        <w:t>npm install -g @anthropic-ai/claude-code</w:t>
-      </w:r>
-      <w:r>
-        <w:rPr>
-          <w:b w:val="0"/>
-          <w:i w:val="0"/>
-          <w:strike w:val="0"/>
-          <w:color w:val="000000"/>
-        </w:rPr>
-        <w:t xml:space="preserve"> 설치, 첫 실행과 로그인, 그리고 AI에게 일을 잘 시키는 프롬프트 4요소(맥락·목표·제약·출력)까지 — 말로 코딩하는 첫 경험이 시작됩니다.</w:t>
+        <w:t>다음 장 예고 — 안전벨트를 맸으니 드디어 주인공을 태울 차례입니다. 12장에서는 이 책의 핵심 도구인 Claude Code를 설치합니다. 가입과 요금제 선택부터 npm install -g @anthropic-ai/claude-code 설치, 첫 실행과 로그인, 그리고 AI에게 일을 잘 시키는 프롬프트 4요소(맥락·목표·제약·출력)까지 — 말로 코딩하는 첫 경험이 시작됩니다.</w:t>
       </w:r>
     </w:p>
     <w:sectPr>

--- a/최종교재/07장_Git_for_Windows_설치.docx
+++ b/최종교재/07장_Git_for_Windows_설치.docx
@@ -197,10 +197,9 @@
         <w:rPr>
           <w:b w:val="0"/>
           <w:i w:val="0"/>
-          <w:strike w:val="0"/>
           <w:color w:val="000000"/>
         </w:rPr>
-        <w:t>자동차에 비유하면 이렇습니다. AI는 엔진입니다. 엄청나게 빠르지요. git은 안전벨트입니다. 안전벨트가 있다고 사고가 안 나는 건 아니지만, 사고가 나도 다치지 않습니다. 안전벨트를 맨 운전자는 속도를 낼 수 있습니다. 마찬가지로 git이 있으면 AI에게 과감하게 일을 시킬 수 있습니다. "실패해도 되돌리면 그만"이라는 든든함이 바이브코딩의 속도를 만들어 줍니다.</w:t>
+        <w:t>자동차에 비유하면 다음과 같습니다. AI는 엔진과 같아서 매우 빠릅니다. Git은 안전벨트와 같습니다. 안전벨트를 착용한다고 해서 사고가 완전히 예방되는 것은 아니지만, 사고가 발생하더라도 큰 피해를 막아줍니다. 안전벨트를 맨 운전자는 안심하고 더욱 속도를 낼 수 있습니다. 마찬가지로, Git이 있으면 AI에게 과감하게 작업을 맡길 수 있습니다. "실패해도 되돌리면 그만"이라는 든든한 안심이 바이브코딩의 빠른 진행을 가능하게 해 줍니다.</w:t>
       </w:r>
     </w:p>
     <w:p>
@@ -1278,7 +1277,7 @@
           <w:i w:val="0"/>
           <w:color w:val="000000"/>
         </w:rPr>
-        <w:t>위 두 줄의 명령어를 실행하여도 터미널 상에는 별도의 출력 내용이 나타나지 않을 것입니다. 해당 명령어는 원래 정상적으로 처리되더라도 아무런 메시지를 반환하지 않도록 설계되어 있습니다. 만약 설정이 정상적으로 저장되었는지 확인하고 싶다면, 아래의 명령어를 입력하여 확인할 수 있습니다.</w:t>
+        <w:t>위 두 줄의 명령어를 실행하여도 터미널 상에는 별도의 출력 내용이 나타나지 않을 것입니다. 해당 명령어는 정상적으로 처리되더라도 별도의 메시지를 반환하지 않도록 설계되었습니다. 만약 설정이 정상적으로 저장되었는지 확인하고 싶다면, 아래에 제시된 명령어를 입력하여 확인할 수 있습니다.</w:t>
       </w:r>
     </w:p>
     <w:p>
@@ -1711,10 +1710,9 @@
         <w:rPr>
           <w:b w:val="0"/>
           <w:i w:val="0"/>
-          <w:strike w:val="0"/>
           <w:color w:val="000000"/>
         </w:rPr>
-        <w:t>방금 네가 고친 것 때문에 화면이 하얗게 나와. 마지막 커밋 상태로 전부 되돌려줘.</w:t>
+        <w:t>방금 수정한 내용으로 인해 화면이 정상적으로 표시되지 않고 흰 화면만 나타나고 있습니다. 마지막 커밋 상태로 전체 내용을 복구하여 주십시오.</w:t>
       </w:r>
     </w:p>
     <w:p>
